--- a/Workspace/Testing/Test plan/punti singoli/TestExecution/TestExecution_EWMS.docx
+++ b/Workspace/Testing/Test plan/punti singoli/TestExecution/TestExecution_EWMS.docx
@@ -29677,6 +29677,7 @@
   <w:style w:type="character" w:default="1" w:styleId="Carpredefinitoparagrafo">
     <w:name w:val="Default Paragraph Font"/>
     <w:uiPriority w:val="1"/>
+    <w:semiHidden/>
     <w:unhideWhenUsed/>
   </w:style>
   <w:style w:type="table" w:default="1" w:styleId="Tabellanormale">
